--- a/slides/2026-09-18-vibe-coding-article-v2.docx
+++ b/slides/2026-09-18-vibe-coding-article-v2.docx
@@ -2,7 +2,7 @@
 <file path=word/document.xml><?xml version="1.0" encoding="utf-8"?>
 <w:document xmlns:w="http://schemas.openxmlformats.org/wordprocessingml/2006/main" xmlns:m="http://schemas.openxmlformats.org/officeDocument/2006/math" xmlns:r="http://schemas.openxmlformats.org/officeDocument/2006/relationships" xmlns:o="urn:schemas-microsoft-com:office:office" xmlns:v="urn:schemas-microsoft-com:vml" xmlns:w10="urn:schemas-microsoft-com:office:word" xmlns:a="http://schemas.openxmlformats.org/drawingml/2006/main" xmlns:pic="http://schemas.openxmlformats.org/drawingml/2006/picture" xmlns:wp="http://schemas.openxmlformats.org/drawingml/2006/wordprocessingDrawing">
   <w:body>
-    <w:bookmarkStart w:id="66" w:name="気象データ生成ai-バイブコーディング実践記"/>
+    <w:bookmarkStart w:id="67" w:name="気象データ生成ai-バイブコーディング実践記"/>
     <w:p>
       <w:pPr>
         <w:pStyle w:val="Heading1"/>
@@ -4165,6 +4165,40 @@
       </w:r>
     </w:p>
     <w:p>
+      <w:r>
+        <w:pict>
+          <v:rect style="width:0;height:1.5pt" o:hralign="center" o:hrstd="t" o:hr="t"/>
+        </w:pict>
+      </w:r>
+    </w:p>
+    <w:bookmarkEnd w:id="65"/>
+    <w:bookmarkStart w:id="66" w:name="コラム③-日曜プログラマーの余談"/>
+    <w:p>
+      <w:pPr>
+        <w:pStyle w:val="Heading2"/>
+      </w:pPr>
+      <w:r>
+        <w:t xml:space="preserve">コラム③ </w:t>
+      </w:r>
+      <w:r>
+        <w:rPr>
+          <w:rFonts w:hint="eastAsia"/>
+        </w:rPr>
+        <w:t xml:space="preserve">日曜プログラマーの余談</w:t>
+      </w:r>
+    </w:p>
+    <w:p>
+      <w:pPr>
+        <w:pStyle w:val="FirstParagraph"/>
+      </w:pPr>
+      <w:r>
+        <w:rPr>
+          <w:rFonts w:hint="eastAsia"/>
+        </w:rPr>
+        <w:t xml:space="preserve">今回報告した生成AIによるプログラミングは、直接業務と関係したものではなく、あくまで「日曜プログラマー」としての取り組みです。</w:t>
+      </w:r>
+    </w:p>
+    <w:p>
       <w:pPr>
         <w:pStyle w:val="BodyText"/>
       </w:pPr>
@@ -4172,11 +4206,44 @@
         <w:rPr>
           <w:rFonts w:hint="eastAsia"/>
         </w:rPr>
+        <w:t xml:space="preserve">今年の旧盆、家でパソコンを開いてプログラミングをしながら来客を待っていたときのことです。訪ねてきた兄が、開いたままのノートパソコンを見て「仕事していたのか？」と言いました。そのときは意外に思えて、「パソコンは仕事以外でも使うでしょう」と感じたのですが、あとで考えると、休みの日に家でパソコンを開いて何かをするのは、あまり一般的ではないのかもしれない、と軽い衝撃を受けました。</w:t>
+      </w:r>
+    </w:p>
+    <w:p>
+      <w:pPr>
+        <w:pStyle w:val="BodyText"/>
+      </w:pPr>
+      <w:r>
+        <w:rPr>
+          <w:rFonts w:hint="eastAsia"/>
+        </w:rPr>
+        <w:t xml:space="preserve">そういえば以前、同僚の本職のプログラマーが「家ではパソコンを開かない」と話していたのを思い出しました。</w:t>
+      </w:r>
+    </w:p>
+    <w:p>
+      <w:pPr>
+        <w:pStyle w:val="BodyText"/>
+      </w:pPr>
+      <w:r>
+        <w:rPr>
+          <w:rFonts w:hint="eastAsia"/>
+        </w:rPr>
+        <w:t xml:space="preserve">私の生成AIによるバイブコーディングの話は、休日にパソコンを開くような、少しマニアックな人向けの話なのかもしれません。ただ、その入口は以前よりずっと広くなっています。気象データに興味があれば、まずは軽い気持ちでのぞいてみてください。</w:t>
+      </w:r>
+    </w:p>
+    <w:p>
+      <w:pPr>
+        <w:pStyle w:val="BodyText"/>
+      </w:pPr>
+      <w:r>
+        <w:rPr>
+          <w:rFonts w:hint="eastAsia"/>
+        </w:rPr>
         <w:t xml:space="preserve">以上</w:t>
       </w:r>
     </w:p>
-    <w:bookmarkEnd w:id="65"/>
     <w:bookmarkEnd w:id="66"/>
+    <w:bookmarkEnd w:id="67"/>
     <w:sectPr>
       <w:footnotePr>
         <w:numRestart w:val="eachSect"/>

--- a/slides/2026-09-18-vibe-coding-article-v2.docx
+++ b/slides/2026-09-18-vibe-coding-article-v2.docx
@@ -2,7 +2,7 @@
 <file path=word/document.xml><?xml version="1.0" encoding="utf-8"?>
 <w:document xmlns:w="http://schemas.openxmlformats.org/wordprocessingml/2006/main" xmlns:m="http://schemas.openxmlformats.org/officeDocument/2006/math" xmlns:r="http://schemas.openxmlformats.org/officeDocument/2006/relationships" xmlns:o="urn:schemas-microsoft-com:office:office" xmlns:v="urn:schemas-microsoft-com:vml" xmlns:w10="urn:schemas-microsoft-com:office:word" xmlns:a="http://schemas.openxmlformats.org/drawingml/2006/main" xmlns:pic="http://schemas.openxmlformats.org/drawingml/2006/picture" xmlns:wp="http://schemas.openxmlformats.org/drawingml/2006/wordprocessingDrawing">
   <w:body>
-    <w:bookmarkStart w:id="67" w:name="気象データ生成ai-バイブコーディング実践記"/>
+    <w:bookmarkStart w:id="70" w:name="気象データ生成ai-バイブコーディング実践記"/>
     <w:p>
       <w:pPr>
         <w:pStyle w:val="Heading1"/>
@@ -836,7 +836,7 @@
     </w:p>
     <w:bookmarkEnd w:id="17"/>
     <w:bookmarkEnd w:id="18"/>
-    <w:bookmarkStart w:id="34" w:name="開発したプロダクト気象予測ツール"/>
+    <w:bookmarkStart w:id="37" w:name="開発したプロダクト気象予測ツール"/>
     <w:p>
       <w:pPr>
         <w:pStyle w:val="Heading2"/>
@@ -1238,7 +1238,7 @@
       </w:r>
     </w:p>
     <w:bookmarkEnd w:id="31"/>
-    <w:bookmarkStart w:id="33" w:name="気象庁データ取得-mcp-サーバーjma-mcp"/>
+    <w:bookmarkStart w:id="36" w:name="気象庁データ取得-mcp-サーバーjma-mcp"/>
     <w:p>
       <w:pPr>
         <w:pStyle w:val="Heading3"/>
@@ -1360,192 +1360,259 @@
     </w:p>
     <w:p>
       <w:pPr>
-        <w:pStyle w:val="BlockText"/>
-      </w:pPr>
-      <w:r>
-        <w:rPr>
-          <w:rFonts w:hint="eastAsia"/>
-          <w:b/>
-          <w:bCs/>
-        </w:rPr>
-        <w:t xml:space="preserve">MCP（Model</w:t>
-      </w:r>
-      <w:r>
-        <w:rPr>
-          <w:b/>
-          <w:bCs/>
-        </w:rPr>
-        <w:t xml:space="preserve"> Context </w:t>
-      </w:r>
-      <w:r>
-        <w:rPr>
-          <w:rFonts w:hint="eastAsia"/>
-          <w:b/>
-          <w:bCs/>
-        </w:rPr>
-        <w:t xml:space="preserve">Protocol）とは</w:t>
-      </w:r>
-      <w:r>
-        <w:t xml:space="preserve">: Anthropic </w:t>
-      </w:r>
-      <w:r>
-        <w:rPr>
-          <w:rFonts w:hint="eastAsia"/>
-        </w:rPr>
-        <w:t xml:space="preserve">が策定したオープン標準プロトコル。AI</w:t>
-      </w:r>
-      <w:r>
-        <w:t xml:space="preserve"> </w:t>
-      </w:r>
-      <w:r>
-        <w:rPr>
-          <w:rFonts w:hint="eastAsia"/>
-        </w:rPr>
-        <w:t xml:space="preserve">と外部ツール・データソースを接続する仕組みで、AI</w:t>
-      </w:r>
-      <w:r>
-        <w:t xml:space="preserve"> </w:t>
-      </w:r>
-      <w:r>
-        <w:rPr>
-          <w:rFonts w:hint="eastAsia"/>
-        </w:rPr>
-        <w:t xml:space="preserve">が学習データにない最新情報やローカル環境の情報をリアルタイムに取得できるようになる。</w:t>
-      </w:r>
-    </w:p>
-    <w:p>
-      <w:r>
-        <w:pict>
-          <v:rect style="width:0;height:1.5pt" o:hralign="center" o:hrstd="t" o:hr="t"/>
-        </w:pict>
-      </w:r>
-    </w:p>
-    <w:bookmarkEnd w:id="33"/>
-    <w:bookmarkEnd w:id="34"/>
-    <w:bookmarkStart w:id="55" w:name="農研機構メッシュ農業気象データ-ai-による機械学習の取り組み"/>
-    <w:p>
-      <w:pPr>
-        <w:pStyle w:val="Heading2"/>
-      </w:pPr>
-      <w:r>
-        <w:t xml:space="preserve">3. </w:t>
-      </w:r>
-      <w:r>
-        <w:rPr>
-          <w:rFonts w:hint="eastAsia"/>
-        </w:rPr>
-        <w:t xml:space="preserve">農研機構メッシュ農業気象データ</w:t>
-      </w:r>
-      <w:r>
-        <w:t xml:space="preserve"> × AI </w:t>
-      </w:r>
-      <w:r>
-        <w:rPr>
-          <w:rFonts w:hint="eastAsia"/>
-        </w:rPr>
-        <w:t xml:space="preserve">による機械学習の取り組み</w:t>
-      </w:r>
-    </w:p>
-    <w:bookmarkStart w:id="41" w:name="取り組みのきっかけ"/>
-    <w:p>
-      <w:pPr>
-        <w:pStyle w:val="Heading3"/>
-      </w:pPr>
-      <w:r>
-        <w:rPr>
-          <w:rFonts w:hint="eastAsia"/>
-        </w:rPr>
-        <w:t xml:space="preserve">取り組みのきっかけ</w:t>
-      </w:r>
-    </w:p>
-    <w:p>
-      <w:pPr>
-        <w:pStyle w:val="FirstParagraph"/>
-      </w:pPr>
-      <w:r>
-        <w:rPr>
-          <w:rFonts w:hint="eastAsia"/>
-        </w:rPr>
-        <w:t xml:space="preserve">WXBC「アメダス気象データ分析チャレンジ」で、気象データ（気温など）から東京電力の電力消費量をニューラルネットワークで予測する演習に取り組みました。気温だけの単回帰では</w:t>
-      </w:r>
-      <w:r>
-        <w:t xml:space="preserve"> R²=0.03 </w:t>
-      </w:r>
-      <w:r>
-        <w:rPr>
-          <w:rFonts w:hint="eastAsia"/>
-        </w:rPr>
-        <w:t xml:space="preserve">とほぼ無相関でしたが、複数の気象・時刻要素を使ったニューラルネットワークでは</w:t>
-      </w:r>
-      <w:r>
-        <w:t xml:space="preserve"> R²=0.87 </w:t>
-      </w:r>
-      <w:r>
-        <w:rPr>
-          <w:rFonts w:hint="eastAsia"/>
-        </w:rPr>
-        <w:t xml:space="preserve">まで精度が向上しました。</w:t>
-      </w:r>
-    </w:p>
-    <w:p>
-      <w:pPr>
-        <w:pStyle w:val="BodyText"/>
-      </w:pPr>
-      <w:r>
-        <w:rPr>
-          <w:rFonts w:hint="eastAsia"/>
-        </w:rPr>
-        <w:t xml:space="preserve">この「気象データ（説明変数）→</w:t>
-      </w:r>
-      <w:r>
-        <w:t xml:space="preserve"> </w:t>
-      </w:r>
-      <w:r>
-        <w:rPr>
-          <w:rFonts w:hint="eastAsia"/>
-        </w:rPr>
-        <w:t xml:space="preserve">電力消費量（目的変数）」という構造を、自宅の太陽光発電にも応用できないかと考えました。チャレンジで学んだ手法をベースに、農研機構メッシュ農業気象データを使った独自モデルの開発に着手します。これが自宅太陽光発電量予測モデル</w:t>
-      </w:r>
-      <w:r>
-        <w:t xml:space="preserve"> </w:t>
-      </w:r>
-      <w:r>
-        <w:rPr>
-          <w:rStyle w:val="VerbatimChar"/>
-        </w:rPr>
-        <w:t xml:space="preserve">ml_forecast</w:t>
-      </w:r>
-      <w:r>
-        <w:t xml:space="preserve"> </w:t>
-      </w:r>
-      <w:r>
-        <w:rPr>
-          <w:rFonts w:hint="eastAsia"/>
-        </w:rPr>
-        <w:t xml:space="preserve">の出発点です。</w:t>
-      </w:r>
-    </w:p>
-    <w:p>
-      <w:pPr>
         <w:pStyle w:val="CaptionedFigure"/>
       </w:pPr>
       <w:r>
         <w:drawing>
           <wp:inline>
-            <wp:extent cx="3200400" cy="3064306"/>
+            <wp:extent cx="3200400" cy="3556000"/>
             <wp:effectExtent b="0" l="0" r="0" t="0"/>
-            <wp:docPr descr="気温と電力消費量の単回帰（R²=0.03、ほぼ無相関）。WXBC「アメダス気象データ分析チャレンジ」教材より" title="" id="36" name="Picture"/>
+            <wp:docPr descr="「今日の降水量ランキングを教えて」と尋ねると、jma-mcp サーバー経由で気象庁の観測値ランキングを取得し、表に整形して返す（本稿執筆時の実行例）。" title="" id="34" name="Picture"/>
             <a:graphic>
               <a:graphicData uri="http://schemas.openxmlformats.org/drawingml/2006/picture">
                 <pic:pic>
                   <pic:nvPicPr>
-                    <pic:cNvPr descr="../images/temp_power_scatter.png" id="37" name="Picture"/>
+                    <pic:cNvPr descr="../images/jma_mcp_ranking.png" id="35" name="Picture"/>
                     <pic:cNvPicPr>
                       <a:picLocks noChangeArrowheads="1" noChangeAspect="1"/>
                     </pic:cNvPicPr>
                   </pic:nvPicPr>
                   <pic:blipFill>
-                    <a:blip r:embed="rId35"/>
+                    <a:blip r:embed="rId33"/>
+                    <a:stretch>
+                      <a:fillRect/>
+                    </a:stretch>
+                  </pic:blipFill>
+                  <pic:spPr bwMode="auto">
+                    <a:xfrm>
+                      <a:off x="0" y="0"/>
+                      <a:ext cx="3200400" cy="3556000"/>
+                    </a:xfrm>
+                    <a:prstGeom prst="rect">
+                      <a:avLst/>
+                    </a:prstGeom>
+                    <a:noFill/>
+                    <a:ln w="9525">
+                      <a:noFill/>
+                      <a:headEnd/>
+                      <a:tailEnd/>
+                    </a:ln>
+                  </pic:spPr>
+                </pic:pic>
+              </a:graphicData>
+            </a:graphic>
+          </wp:inline>
+        </w:drawing>
+      </w:r>
+    </w:p>
+    <w:p>
+      <w:pPr>
+        <w:pStyle w:val="ImageCaption"/>
+      </w:pPr>
+      <w:r>
+        <w:rPr>
+          <w:rFonts w:hint="eastAsia"/>
+        </w:rPr>
+        <w:t xml:space="preserve">「今日の降水量ランキングを教えて」と尋ねると、jma-mcp</w:t>
+      </w:r>
+      <w:r>
+        <w:t xml:space="preserve"> </w:t>
+      </w:r>
+      <w:r>
+        <w:rPr>
+          <w:rFonts w:hint="eastAsia"/>
+        </w:rPr>
+        <w:t xml:space="preserve">サーバー経由で気象庁の観測値ランキングを取得し、表に整形して返す（本稿執筆時の実行例）。</w:t>
+      </w:r>
+    </w:p>
+    <w:p>
+      <w:pPr>
+        <w:pStyle w:val="BlockText"/>
+      </w:pPr>
+      <w:r>
+        <w:rPr>
+          <w:rFonts w:hint="eastAsia"/>
+          <w:b/>
+          <w:bCs/>
+        </w:rPr>
+        <w:t xml:space="preserve">MCP（Model</w:t>
+      </w:r>
+      <w:r>
+        <w:rPr>
+          <w:b/>
+          <w:bCs/>
+        </w:rPr>
+        <w:t xml:space="preserve"> Context </w:t>
+      </w:r>
+      <w:r>
+        <w:rPr>
+          <w:rFonts w:hint="eastAsia"/>
+          <w:b/>
+          <w:bCs/>
+        </w:rPr>
+        <w:t xml:space="preserve">Protocol）とは</w:t>
+      </w:r>
+      <w:r>
+        <w:t xml:space="preserve">: Anthropic </w:t>
+      </w:r>
+      <w:r>
+        <w:rPr>
+          <w:rFonts w:hint="eastAsia"/>
+        </w:rPr>
+        <w:t xml:space="preserve">が策定したオープン標準プロトコル。AI</w:t>
+      </w:r>
+      <w:r>
+        <w:t xml:space="preserve"> </w:t>
+      </w:r>
+      <w:r>
+        <w:rPr>
+          <w:rFonts w:hint="eastAsia"/>
+        </w:rPr>
+        <w:t xml:space="preserve">と外部ツール・データソースを接続する仕組みで、AI</w:t>
+      </w:r>
+      <w:r>
+        <w:t xml:space="preserve"> </w:t>
+      </w:r>
+      <w:r>
+        <w:rPr>
+          <w:rFonts w:hint="eastAsia"/>
+        </w:rPr>
+        <w:t xml:space="preserve">が学習データにない最新情報やローカル環境の情報をリアルタイムに取得できるようになる。</w:t>
+      </w:r>
+    </w:p>
+    <w:p>
+      <w:r>
+        <w:pict>
+          <v:rect style="width:0;height:1.5pt" o:hralign="center" o:hrstd="t" o:hr="t"/>
+        </w:pict>
+      </w:r>
+    </w:p>
+    <w:bookmarkEnd w:id="36"/>
+    <w:bookmarkEnd w:id="37"/>
+    <w:bookmarkStart w:id="58" w:name="農研機構メッシュ農業気象データ-ai-による機械学習の取り組み"/>
+    <w:p>
+      <w:pPr>
+        <w:pStyle w:val="Heading2"/>
+      </w:pPr>
+      <w:r>
+        <w:t xml:space="preserve">3. </w:t>
+      </w:r>
+      <w:r>
+        <w:rPr>
+          <w:rFonts w:hint="eastAsia"/>
+        </w:rPr>
+        <w:t xml:space="preserve">農研機構メッシュ農業気象データ</w:t>
+      </w:r>
+      <w:r>
+        <w:t xml:space="preserve"> × AI </w:t>
+      </w:r>
+      <w:r>
+        <w:rPr>
+          <w:rFonts w:hint="eastAsia"/>
+        </w:rPr>
+        <w:t xml:space="preserve">による機械学習の取り組み</w:t>
+      </w:r>
+    </w:p>
+    <w:bookmarkStart w:id="44" w:name="取り組みのきっかけ"/>
+    <w:p>
+      <w:pPr>
+        <w:pStyle w:val="Heading3"/>
+      </w:pPr>
+      <w:r>
+        <w:rPr>
+          <w:rFonts w:hint="eastAsia"/>
+        </w:rPr>
+        <w:t xml:space="preserve">取り組みのきっかけ</w:t>
+      </w:r>
+    </w:p>
+    <w:p>
+      <w:pPr>
+        <w:pStyle w:val="FirstParagraph"/>
+      </w:pPr>
+      <w:r>
+        <w:rPr>
+          <w:rFonts w:hint="eastAsia"/>
+        </w:rPr>
+        <w:t xml:space="preserve">WXBC「アメダス気象データ分析チャレンジ」で、気象データ（気温など）から東京電力の電力消費量をニューラルネットワークで予測する演習に取り組みました。気温だけの単回帰では</w:t>
+      </w:r>
+      <w:r>
+        <w:t xml:space="preserve"> R²=0.03 </w:t>
+      </w:r>
+      <w:r>
+        <w:rPr>
+          <w:rFonts w:hint="eastAsia"/>
+        </w:rPr>
+        <w:t xml:space="preserve">とほぼ無相関でしたが、複数の気象・時刻要素を使ったニューラルネットワークでは</w:t>
+      </w:r>
+      <w:r>
+        <w:t xml:space="preserve"> R²=0.87 </w:t>
+      </w:r>
+      <w:r>
+        <w:rPr>
+          <w:rFonts w:hint="eastAsia"/>
+        </w:rPr>
+        <w:t xml:space="preserve">まで精度が向上しました。</w:t>
+      </w:r>
+    </w:p>
+    <w:p>
+      <w:pPr>
+        <w:pStyle w:val="BodyText"/>
+      </w:pPr>
+      <w:r>
+        <w:rPr>
+          <w:rFonts w:hint="eastAsia"/>
+        </w:rPr>
+        <w:t xml:space="preserve">この「気象データ（説明変数）→</w:t>
+      </w:r>
+      <w:r>
+        <w:t xml:space="preserve"> </w:t>
+      </w:r>
+      <w:r>
+        <w:rPr>
+          <w:rFonts w:hint="eastAsia"/>
+        </w:rPr>
+        <w:t xml:space="preserve">電力消費量（目的変数）」という構造を、自宅の太陽光発電にも応用できないかと考えました。チャレンジで学んだ手法をベースに、農研機構メッシュ農業気象データを使った独自モデルの開発に着手します。これが自宅太陽光発電量予測モデル</w:t>
+      </w:r>
+      <w:r>
+        <w:t xml:space="preserve"> </w:t>
+      </w:r>
+      <w:r>
+        <w:rPr>
+          <w:rStyle w:val="VerbatimChar"/>
+        </w:rPr>
+        <w:t xml:space="preserve">ml_forecast</w:t>
+      </w:r>
+      <w:r>
+        <w:t xml:space="preserve"> </w:t>
+      </w:r>
+      <w:r>
+        <w:rPr>
+          <w:rFonts w:hint="eastAsia"/>
+        </w:rPr>
+        <w:t xml:space="preserve">の出発点です。</w:t>
+      </w:r>
+    </w:p>
+    <w:p>
+      <w:pPr>
+        <w:pStyle w:val="CaptionedFigure"/>
+      </w:pPr>
+      <w:r>
+        <w:drawing>
+          <wp:inline>
+            <wp:extent cx="3200400" cy="3064306"/>
+            <wp:effectExtent b="0" l="0" r="0" t="0"/>
+            <wp:docPr descr="気温と電力消費量の単回帰（R²=0.03、ほぼ無相関）。WXBC「アメダス気象データ分析チャレンジ」教材より" title="" id="39" name="Picture"/>
+            <a:graphic>
+              <a:graphicData uri="http://schemas.openxmlformats.org/drawingml/2006/picture">
+                <pic:pic>
+                  <pic:nvPicPr>
+                    <pic:cNvPr descr="../images/temp_power_scatter.png" id="40" name="Picture"/>
+                    <pic:cNvPicPr>
+                      <a:picLocks noChangeArrowheads="1" noChangeAspect="1"/>
+                    </pic:cNvPicPr>
+                  </pic:nvPicPr>
+                  <pic:blipFill>
+                    <a:blip r:embed="rId38"/>
                     <a:stretch>
                       <a:fillRect/>
                     </a:stretch>
@@ -1592,18 +1659,18 @@
           <wp:inline>
             <wp:extent cx="2933700" cy="2876576"/>
             <wp:effectExtent b="0" l="0" r="0" t="0"/>
-            <wp:docPr descr="複数の気象・時刻要素を使ったニューラルネットワークによる予測値と実測値の散布図（R²=0.87）。同教材より" title="" id="39" name="Picture"/>
+            <wp:docPr descr="複数の気象・時刻要素を使ったニューラルネットワークによる予測値と実測値の散布図（R²=0.87）。同教材より" title="" id="42" name="Picture"/>
             <a:graphic>
               <a:graphicData uri="http://schemas.openxmlformats.org/drawingml/2006/picture">
                 <pic:pic>
                   <pic:nvPicPr>
-                    <pic:cNvPr descr="../images/wxbc_challenge_scatter.png" id="40" name="Picture"/>
+                    <pic:cNvPr descr="../images/wxbc_challenge_scatter.png" id="43" name="Picture"/>
                     <pic:cNvPicPr>
                       <a:picLocks noChangeArrowheads="1" noChangeAspect="1"/>
                     </pic:cNvPicPr>
                   </pic:nvPicPr>
                   <pic:blipFill>
-                    <a:blip r:embed="rId38"/>
+                    <a:blip r:embed="rId41"/>
                     <a:stretch>
                       <a:fillRect/>
                     </a:stretch>
@@ -1641,8 +1708,8 @@
         <w:t xml:space="preserve">複数の気象・時刻要素を使ったニューラルネットワークによる予測値と実測値の散布図（R²=0.87）。同教材より</w:t>
       </w:r>
     </w:p>
-    <w:bookmarkEnd w:id="41"/>
-    <w:bookmarkStart w:id="45" w:name="教師データ太陽光発電量の取得を-ai-で解決"/>
+    <w:bookmarkEnd w:id="44"/>
+    <w:bookmarkStart w:id="48" w:name="教師データ太陽光発電量の取得を-ai-で解決"/>
     <w:p>
       <w:pPr>
         <w:pStyle w:val="Heading3"/>
@@ -1789,18 +1856,18 @@
           <wp:inline>
             <wp:extent cx="3467100" cy="1970277"/>
             <wp:effectExtent b="0" l="0" r="0" t="0"/>
-            <wp:docPr descr="太陽光発電アプリの月次棒グラフ（教師データ抽出元）" title="" id="43" name="Picture"/>
+            <wp:docPr descr="太陽光発電アプリの月次棒グラフ（教師データ抽出元）" title="" id="46" name="Picture"/>
             <a:graphic>
               <a:graphicData uri="http://schemas.openxmlformats.org/drawingml/2006/picture">
                 <pic:pic>
                   <pic:nvPicPr>
-                    <pic:cNvPr descr="../images/hatuden_app_chart.png" id="44" name="Picture"/>
+                    <pic:cNvPr descr="../images/hatuden_app_chart.png" id="47" name="Picture"/>
                     <pic:cNvPicPr>
                       <a:picLocks noChangeArrowheads="1" noChangeAspect="1"/>
                     </pic:cNvPicPr>
                   </pic:nvPicPr>
                   <pic:blipFill>
-                    <a:blip r:embed="rId42"/>
+                    <a:blip r:embed="rId45"/>
                     <a:stretch>
                       <a:fillRect/>
                     </a:stretch>
@@ -1838,8 +1905,8 @@
         <w:t xml:space="preserve">太陽光発電アプリの月次棒グラフ（教師データ抽出元）</w:t>
       </w:r>
     </w:p>
-    <w:bookmarkEnd w:id="45"/>
-    <w:bookmarkStart w:id="49" w:name="農業気象データによる太陽光発電量予測"/>
+    <w:bookmarkEnd w:id="48"/>
+    <w:bookmarkStart w:id="52" w:name="農業気象データによる太陽光発電量予測"/>
     <w:p>
       <w:pPr>
         <w:pStyle w:val="Heading3"/>
@@ -2079,18 +2146,18 @@
           <wp:inline>
             <wp:extent cx="2933700" cy="2911407"/>
             <wp:effectExtent b="0" l="0" r="0" t="0"/>
-            <wp:docPr descr="農研機構メッシュ農業気象データの面分布と全天日射量（GSR）の分布例（2026-07-05）" title="" id="47" name="Picture"/>
+            <wp:docPr descr="農研機構メッシュ農業気象データの面分布と全天日射量（GSR）の分布例（2026-07-05）" title="" id="50" name="Picture"/>
             <a:graphic>
               <a:graphicData uri="http://schemas.openxmlformats.org/drawingml/2006/picture">
                 <pic:pic>
                   <pic:nvPicPr>
-                    <pic:cNvPr descr="../images/nouken_menbunpu.png" id="48" name="Picture"/>
+                    <pic:cNvPr descr="../images/nouken_menbunpu.png" id="51" name="Picture"/>
                     <pic:cNvPicPr>
                       <a:picLocks noChangeArrowheads="1" noChangeAspect="1"/>
                     </pic:cNvPicPr>
                   </pic:nvPicPr>
                   <pic:blipFill>
-                    <a:blip r:embed="rId46"/>
+                    <a:blip r:embed="rId49"/>
                     <a:stretch>
                       <a:fillRect/>
                     </a:stretch>
@@ -2128,8 +2195,8 @@
         <w:t xml:space="preserve">農研機構メッシュ農業気象データの面分布と全天日射量（GSR）の分布例（2026-07-05）</w:t>
       </w:r>
     </w:p>
-    <w:bookmarkEnd w:id="49"/>
-    <w:bookmarkStart w:id="53" w:name="ml_forecast-自宅太陽光発電量-機械学習予測"/>
+    <w:bookmarkEnd w:id="52"/>
+    <w:bookmarkStart w:id="56" w:name="ml_forecast-自宅太陽光発電量-機械学習予測"/>
     <w:p>
       <w:pPr>
         <w:pStyle w:val="Heading3"/>
@@ -2755,18 +2822,18 @@
           <wp:inline>
             <wp:extent cx="4000500" cy="2468915"/>
             <wp:effectExtent b="0" l="0" r="0" t="0"/>
-            <wp:docPr descr="太陽光発電量予測の検証（予測と実測）" title="" id="51" name="Picture"/>
+            <wp:docPr descr="太陽光発電量予測の検証（予測と実測）" title="" id="54" name="Picture"/>
             <a:graphic>
               <a:graphicData uri="http://schemas.openxmlformats.org/drawingml/2006/picture">
                 <pic:pic>
                   <pic:nvPicPr>
-                    <pic:cNvPr descr="../images/ml_forcast_kensyo.png" id="52" name="Picture"/>
+                    <pic:cNvPr descr="../images/ml_forcast_kensyo.png" id="55" name="Picture"/>
                     <pic:cNvPicPr>
                       <a:picLocks noChangeArrowheads="1" noChangeAspect="1"/>
                     </pic:cNvPicPr>
                   </pic:nvPicPr>
                   <pic:blipFill>
-                    <a:blip r:embed="rId50"/>
+                    <a:blip r:embed="rId53"/>
                     <a:stretch>
                       <a:fillRect/>
                     </a:stretch>
@@ -2804,8 +2871,8 @@
         <w:t xml:space="preserve">太陽光発電量予測の検証（予測と実測）</w:t>
       </w:r>
     </w:p>
-    <w:bookmarkEnd w:id="53"/>
-    <w:bookmarkStart w:id="54" w:name="運用を通じた説明変数の見直し"/>
+    <w:bookmarkEnd w:id="56"/>
+    <w:bookmarkStart w:id="57" w:name="運用を通じた説明変数の見直し"/>
     <w:p>
       <w:pPr>
         <w:pStyle w:val="Heading3"/>
@@ -3199,9 +3266,9 @@
         </w:pict>
       </w:r>
     </w:p>
-    <w:bookmarkEnd w:id="54"/>
-    <w:bookmarkEnd w:id="55"/>
-    <w:bookmarkStart w:id="56" w:name="コラム①-歴戦からのプログラミング再入門"/>
+    <w:bookmarkEnd w:id="57"/>
+    <w:bookmarkEnd w:id="58"/>
+    <w:bookmarkStart w:id="59" w:name="コラム①-歴戦からのプログラミング再入門"/>
     <w:p>
       <w:pPr>
         <w:pStyle w:val="Heading2"/>
@@ -3325,8 +3392,8 @@
         </w:pict>
       </w:r>
     </w:p>
-    <w:bookmarkEnd w:id="56"/>
-    <w:bookmarkStart w:id="57" w:name="コラム②-私が-claude-code-に驚いた日"/>
+    <w:bookmarkEnd w:id="59"/>
+    <w:bookmarkStart w:id="60" w:name="コラム②-私が-claude-code-に驚いた日"/>
     <w:p>
       <w:pPr>
         <w:pStyle w:val="Heading2"/>
@@ -3556,8 +3623,8 @@
         </w:pict>
       </w:r>
     </w:p>
-    <w:bookmarkEnd w:id="57"/>
-    <w:bookmarkStart w:id="64" w:name="バイブコーディングとは"/>
+    <w:bookmarkEnd w:id="60"/>
+    <w:bookmarkStart w:id="67" w:name="バイブコーディングとは"/>
     <w:p>
       <w:pPr>
         <w:pStyle w:val="Heading2"/>
@@ -3566,7 +3633,7 @@
         <w:t xml:space="preserve">4. バイブコーディングとは</w:t>
       </w:r>
     </w:p>
-    <w:bookmarkStart w:id="58" w:name="vibe-codingという言葉の由来"/>
+    <w:bookmarkStart w:id="61" w:name="vibe-codingという言葉の由来"/>
     <w:p>
       <w:pPr>
         <w:pStyle w:val="Heading3"/>
@@ -3680,8 +3747,8 @@
         <w:t xml:space="preserve">を繰り返し、アイデアを素早く形にするのが得意です。業務知識をもつ人が自らツールを試作しやすくなったことから個人開発と相性が良く、企業でも試作品づくりや社内ツール開発、アイデアの検証に活用されています（利用者向けに使うには、人によるテストや改善が必要です）。</w:t>
       </w:r>
     </w:p>
-    <w:bookmarkEnd w:id="58"/>
-    <w:bookmarkStart w:id="63" w:name="私の開発スタイル"/>
+    <w:bookmarkEnd w:id="61"/>
+    <w:bookmarkStart w:id="66" w:name="私の開発スタイル"/>
     <w:p>
       <w:pPr>
         <w:pStyle w:val="Heading3"/>
@@ -3740,18 +3807,18 @@
           <wp:inline>
             <wp:extent cx="2933700" cy="3132034"/>
             <wp:effectExtent b="0" l="0" r="0" t="0"/>
-            <wp:docPr descr="私の開発サイクル。①自然言語でコード生成 →②毎回マニュアル化 →③スケジュール実行を日々確認・GitHub へ自動 push →④アプリ高度化・バグ修正 →①へ。中心には「作業フォルダ（コード・マニュアル・ルールを蓄積）」がある。" title="" id="60" name="Picture"/>
+            <wp:docPr descr="私の開発サイクル。①自然言語でコード生成 →②毎回マニュアル化 →③スケジュール実行を日々確認・GitHub へ自動 push →④アプリ高度化・バグ修正 →①へ。中心には「作業フォルダ（コード・マニュアル・ルールを蓄積）」がある。" title="" id="63" name="Picture"/>
             <a:graphic>
               <a:graphicData uri="http://schemas.openxmlformats.org/drawingml/2006/picture">
                 <pic:pic>
                   <pic:nvPicPr>
-                    <pic:cNvPr descr="../images/dev_cycle.png" id="61" name="Picture"/>
+                    <pic:cNvPr descr="../images/dev_cycle.png" id="64" name="Picture"/>
                     <pic:cNvPicPr>
                       <a:picLocks noChangeArrowheads="1" noChangeAspect="1"/>
                     </pic:cNvPicPr>
                   </pic:nvPicPr>
                   <pic:blipFill>
-                    <a:blip r:embed="rId59"/>
+                    <a:blip r:embed="rId62"/>
                     <a:stretch>
                       <a:fillRect/>
                     </a:stretch>
@@ -3970,7 +4037,7 @@
       <w:r>
         <w:t xml:space="preserve"> 「</w:t>
       </w:r>
-      <w:hyperlink r:id="rId62">
+      <w:hyperlink r:id="rId65">
         <w:r>
           <w:rPr>
             <w:rStyle w:val="Hyperlink"/>
@@ -4020,9 +4087,9 @@
         </w:pict>
       </w:r>
     </w:p>
-    <w:bookmarkEnd w:id="63"/>
-    <w:bookmarkEnd w:id="64"/>
-    <w:bookmarkStart w:id="65" w:name="まとめ今後の展開"/>
+    <w:bookmarkEnd w:id="66"/>
+    <w:bookmarkEnd w:id="67"/>
+    <w:bookmarkStart w:id="68" w:name="まとめ今後の展開"/>
     <w:p>
       <w:pPr>
         <w:pStyle w:val="Heading2"/>
@@ -4171,8 +4238,8 @@
         </w:pict>
       </w:r>
     </w:p>
-    <w:bookmarkEnd w:id="65"/>
-    <w:bookmarkStart w:id="66" w:name="コラム③-日曜プログラマーの余談"/>
+    <w:bookmarkEnd w:id="68"/>
+    <w:bookmarkStart w:id="69" w:name="コラム③-日曜プログラマーの余談"/>
     <w:p>
       <w:pPr>
         <w:pStyle w:val="Heading2"/>
@@ -4242,8 +4309,8 @@
         <w:t xml:space="preserve">以上</w:t>
       </w:r>
     </w:p>
-    <w:bookmarkEnd w:id="66"/>
-    <w:bookmarkEnd w:id="67"/>
+    <w:bookmarkEnd w:id="69"/>
+    <w:bookmarkEnd w:id="70"/>
     <w:sectPr>
       <w:footnotePr>
         <w:numRestart w:val="eachSect"/>
